--- a/2 opd/lab/lab3/commands.docx
+++ b/2 opd/lab/lab3/commands.docx
@@ -420,6 +420,15 @@
     <w:p/>
     <w:sdt>
       <w:sdtPr>
+        <w:rPr>
+          <w:rFonts w:asciiTheme="minorHAnsi" w:eastAsiaTheme="minorHAnsi" w:hAnsiTheme="minorHAnsi" w:cstheme="minorBidi"/>
+          <w:color w:val="auto"/>
+          <w:kern w:val="2"/>
+          <w:sz w:val="24"/>
+          <w:szCs w:val="24"/>
+          <w:lang w:eastAsia="en-US"/>
+          <w14:ligatures w14:val="standardContextual"/>
+        </w:rPr>
         <w:id w:val="-273560593"/>
         <w:docPartObj>
           <w:docPartGallery w:val="Table of Contents"/>
@@ -428,21 +437,14 @@
       </w:sdtPr>
       <w:sdtEndPr>
         <w:rPr>
-          <w:rFonts w:asciiTheme="minorHAnsi" w:eastAsiaTheme="minorHAnsi" w:hAnsiTheme="minorHAnsi" w:cstheme="minorBidi"/>
           <w:b/>
           <w:bCs/>
-          <w:color w:val="auto"/>
-          <w:kern w:val="2"/>
-          <w:sz w:val="24"/>
-          <w:szCs w:val="24"/>
-          <w:lang w:eastAsia="en-US"/>
-          <w14:ligatures w14:val="standardContextual"/>
         </w:rPr>
       </w:sdtEndPr>
       <w:sdtContent>
         <w:p>
           <w:pPr>
-            <w:pStyle w:val="ad"/>
+            <w:pStyle w:val="TOCHeading"/>
           </w:pPr>
           <w:r>
             <w:t>Оглавление</w:t>
@@ -450,7 +452,7 @@
         </w:p>
         <w:p>
           <w:pPr>
-            <w:pStyle w:val="11"/>
+            <w:pStyle w:val="TOC1"/>
             <w:tabs>
               <w:tab w:val="right" w:leader="dot" w:pos="10456"/>
             </w:tabs>
@@ -472,7 +474,7 @@
           <w:hyperlink w:anchor="_Toc223132615" w:history="1">
             <w:r>
               <w:rPr>
-                <w:rStyle w:val="ae"/>
+                <w:rStyle w:val="Hyperlink"/>
                 <w:noProof/>
               </w:rPr>
               <w:t>Задание</w:t>
@@ -529,7 +531,7 @@
         </w:p>
         <w:p>
           <w:pPr>
-            <w:pStyle w:val="11"/>
+            <w:pStyle w:val="TOC1"/>
             <w:tabs>
               <w:tab w:val="right" w:leader="dot" w:pos="10456"/>
             </w:tabs>
@@ -542,7 +544,7 @@
           <w:hyperlink w:anchor="_Toc223132616" w:history="1">
             <w:r>
               <w:rPr>
-                <w:rStyle w:val="ae"/>
+                <w:rStyle w:val="Hyperlink"/>
                 <w:noProof/>
               </w:rPr>
               <w:t>Таблица описания программы</w:t>
@@ -599,7 +601,7 @@
         </w:p>
         <w:p>
           <w:pPr>
-            <w:pStyle w:val="11"/>
+            <w:pStyle w:val="TOC1"/>
             <w:tabs>
               <w:tab w:val="right" w:leader="dot" w:pos="10456"/>
             </w:tabs>
@@ -612,7 +614,7 @@
           <w:hyperlink w:anchor="_Toc223132617" w:history="1">
             <w:r>
               <w:rPr>
-                <w:rStyle w:val="ae"/>
+                <w:rStyle w:val="Hyperlink"/>
                 <w:noProof/>
               </w:rPr>
               <w:t>ОДЗ и ОПИ</w:t>
@@ -669,7 +671,7 @@
         </w:p>
         <w:p>
           <w:pPr>
-            <w:pStyle w:val="11"/>
+            <w:pStyle w:val="TOC1"/>
             <w:tabs>
               <w:tab w:val="right" w:leader="dot" w:pos="10456"/>
             </w:tabs>
@@ -682,7 +684,7 @@
           <w:hyperlink w:anchor="_Toc223132618" w:history="1">
             <w:r>
               <w:rPr>
-                <w:rStyle w:val="ae"/>
+                <w:rStyle w:val="Hyperlink"/>
                 <w:noProof/>
               </w:rPr>
               <w:t>Таблица трассировки</w:t>
@@ -739,7 +741,7 @@
         </w:p>
         <w:p>
           <w:pPr>
-            <w:pStyle w:val="11"/>
+            <w:pStyle w:val="TOC1"/>
             <w:tabs>
               <w:tab w:val="right" w:leader="dot" w:pos="10456"/>
             </w:tabs>
@@ -752,7 +754,7 @@
           <w:hyperlink w:anchor="_Toc223132619" w:history="1">
             <w:r>
               <w:rPr>
-                <w:rStyle w:val="ae"/>
+                <w:rStyle w:val="Hyperlink"/>
                 <w:noProof/>
               </w:rPr>
               <w:t>Вывод</w:t>
@@ -1011,24 +1013,39 @@
     </w:sdt>
     <w:p>
       <w:pPr>
-        <w:pStyle w:val="1"/>
+        <w:pStyle w:val="Heading1"/>
       </w:pPr>
       <w:bookmarkStart w:id="0" w:name="_Toc223132615"/>
       <w:r>
-        <w:lastRenderedPageBreak/>
         <w:t>Задание</w:t>
       </w:r>
       <w:bookmarkEnd w:id="0"/>
     </w:p>
     <w:p>
+      <w:pPr>
+        <w:rPr>
+          <w:lang w:val="en-US"/>
+        </w:rPr>
+      </w:pPr>
+      <w:r>
+        <w:t>По выданному преподавателем варианту восстановить текст заданного варианта программы, определить предназначение и составить описание программы, определить область представления и область допустимых значений исходных данных и результата, выполнить трассировку программы.</w:t>
+      </w:r>
       <w:r>
         <w:rPr>
           <w:noProof/>
         </w:rPr>
         <w:drawing>
-          <wp:inline distT="0" distB="0" distL="0" distR="0" wp14:anchorId="4975122B" wp14:editId="354E759E">
+          <wp:anchor distT="0" distB="0" distL="114300" distR="114300" simplePos="0" relativeHeight="251658240" behindDoc="0" locked="0" layoutInCell="1" allowOverlap="1" wp14:anchorId="4975122B" wp14:editId="33BE90BB">
+            <wp:simplePos x="0" y="0"/>
+            <wp:positionH relativeFrom="column">
+              <wp:posOffset>0</wp:posOffset>
+            </wp:positionH>
+            <wp:positionV relativeFrom="paragraph">
+              <wp:posOffset>-635</wp:posOffset>
+            </wp:positionV>
             <wp:extent cx="2304288" cy="2136164"/>
             <wp:effectExtent l="0" t="0" r="1270" b="0"/>
+            <wp:wrapSquare wrapText="bothSides"/>
             <wp:docPr id="1557022774" name="Рисунок 1"/>
             <wp:cNvGraphicFramePr>
               <a:graphicFrameLocks xmlns:a="http://schemas.openxmlformats.org/drawingml/2006/main" noChangeAspect="1"/>
@@ -1043,7 +1060,7 @@
                     </pic:cNvPicPr>
                   </pic:nvPicPr>
                   <pic:blipFill>
-                    <a:blip r:embed="rId5">
+                    <a:blip r:embed="rId6">
                       <a:extLst>
                         <a:ext uri="{28A0092B-C50C-407E-A947-70E740481C1C}">
                           <a14:useLocalDpi xmlns:a14="http://schemas.microsoft.com/office/drawing/2010/main" val="0"/>
@@ -1058,7 +1075,7 @@
                   <pic:spPr bwMode="auto">
                     <a:xfrm>
                       <a:off x="0" y="0"/>
-                      <a:ext cx="2308348" cy="2139928"/>
+                      <a:ext cx="2304288" cy="2136164"/>
                     </a:xfrm>
                     <a:prstGeom prst="rect">
                       <a:avLst/>
@@ -1071,15 +1088,31 @@
                 </pic:pic>
               </a:graphicData>
             </a:graphic>
-          </wp:inline>
+          </wp:anchor>
         </w:drawing>
       </w:r>
+      <w:bookmarkStart w:id="1" w:name="_Toc223132616"/>
     </w:p>
     <w:p>
       <w:pPr>
-        <w:pStyle w:val="1"/>
+        <w:pStyle w:val="Heading1"/>
+        <w:rPr>
+          <w:lang w:val="en-US"/>
+        </w:rPr>
       </w:pPr>
-      <w:bookmarkStart w:id="1" w:name="_Toc223132616"/>
+    </w:p>
+    <w:p>
+      <w:pPr>
+        <w:pStyle w:val="Heading1"/>
+        <w:rPr>
+          <w:lang w:val="en-US"/>
+        </w:rPr>
+      </w:pPr>
+    </w:p>
+    <w:p>
+      <w:pPr>
+        <w:pStyle w:val="Heading1"/>
+      </w:pPr>
       <w:r>
         <w:t>Таблица описания программы</w:t>
       </w:r>
@@ -1087,7 +1120,7 @@
     </w:p>
     <w:tbl>
       <w:tblPr>
-        <w:tblStyle w:val="ac"/>
+        <w:tblStyle w:val="TableGrid"/>
         <w:tblW w:w="0" w:type="auto"/>
         <w:tblLook w:val="04A0" w:firstRow="1" w:lastRow="0" w:firstColumn="1" w:lastColumn="0" w:noHBand="0" w:noVBand="1"/>
       </w:tblPr>
@@ -1516,7 +1549,14 @@
               <w:t>инимальный</w:t>
             </w:r>
             <w:r>
-              <w:t xml:space="preserve"> нечетный элемент массива (ВЫВОД ПРОГРАММЫ)</w:t>
+              <w:t xml:space="preserve"> нечетный элемент массива </w:t>
+            </w:r>
+            <w:r>
+              <w:rPr>
+                <w:b/>
+                <w:bCs/>
+              </w:rPr>
+              <w:t>(ВЫВОД ПРОГРАММЫ)</w:t>
             </w:r>
           </w:p>
         </w:tc>
@@ -2525,6 +2565,9 @@
             <w:r>
               <w:t xml:space="preserve"> </w:t>
             </w:r>
+            <w:r>
+              <w:t>-</w:t>
+            </w:r>
             <w:proofErr w:type="gramStart"/>
             <w:r>
               <w:rPr>
@@ -2555,6 +2598,9 @@
               <w:t xml:space="preserve"> </w:t>
             </w:r>
             <w:r>
+              <w:t>-</w:t>
+            </w:r>
+            <w:r>
               <w:rPr>
                 <w:lang w:val="en-US"/>
               </w:rPr>
@@ -2583,7 +2629,6 @@
               <w:rPr>
                 <w:lang w:val="en-US"/>
               </w:rPr>
-              <w:lastRenderedPageBreak/>
               <w:t>2FB = MEM(2FB) - 1</w:t>
             </w:r>
           </w:p>
@@ -2607,7 +2652,6 @@
           </w:tcPr>
           <w:p>
             <w:r>
-              <w:lastRenderedPageBreak/>
               <w:t>Перебор элементов массива</w:t>
             </w:r>
           </w:p>
@@ -3965,7 +4009,7 @@
     </w:p>
     <w:p>
       <w:pPr>
-        <w:pStyle w:val="1"/>
+        <w:pStyle w:val="Heading1"/>
       </w:pPr>
       <w:bookmarkStart w:id="2" w:name="_Toc223132617"/>
       <w:r>
@@ -4074,29 +4118,23 @@
       </w:r>
     </w:p>
     <w:p>
-      <w:pPr>
-        <w:rPr>
-          <w:lang w:val="en-US"/>
-        </w:rPr>
-      </w:pPr>
       <w:r>
-        <w:rPr>
-          <w:lang w:val="en-US"/>
-        </w:rPr>
         <w:t>-2</w:t>
       </w:r>
       <w:r>
         <w:rPr>
           <w:vertAlign w:val="superscript"/>
-          <w:lang w:val="en-US"/>
         </w:rPr>
         <w:t xml:space="preserve">15 </w:t>
+      </w:r>
+      <w:r>
+        <w:t xml:space="preserve">&lt;= </w:t>
       </w:r>
       <w:r>
         <w:rPr>
           <w:lang w:val="en-US"/>
         </w:rPr>
-        <w:t>&lt;= Arr</w:t>
+        <w:t>Arr</w:t>
       </w:r>
       <w:r>
         <w:rPr>
@@ -4106,28 +4144,26 @@
         <w:t>i</w:t>
       </w:r>
       <w:r>
-        <w:rPr>
-          <w:lang w:val="en-US"/>
-        </w:rPr>
-        <w:t xml:space="preserve"> &lt;= 2</w:t>
+        <w:t xml:space="preserve"> &lt;= </w:t>
+      </w:r>
+      <w:proofErr w:type="gramStart"/>
+      <w:r>
+        <w:t>2</w:t>
       </w:r>
       <w:r>
         <w:rPr>
           <w:vertAlign w:val="superscript"/>
-          <w:lang w:val="en-US"/>
         </w:rPr>
         <w:t>15</w:t>
       </w:r>
       <w:r>
-        <w:rPr>
-          <w:lang w:val="en-US"/>
-        </w:rPr>
         <w:t>-1</w:t>
       </w:r>
+      <w:proofErr w:type="gramEnd"/>
     </w:p>
     <w:p>
       <w:pPr>
-        <w:pStyle w:val="1"/>
+        <w:pStyle w:val="Heading1"/>
       </w:pPr>
       <w:bookmarkStart w:id="3" w:name="_Toc223132618"/>
       <w:r>
@@ -4141,7 +4177,6 @@
         <w:spacing w:after="0" w:line="360" w:lineRule="auto"/>
       </w:pPr>
       <w:r>
-        <w:lastRenderedPageBreak/>
         <w:t>Значения:</w:t>
       </w:r>
       <w:r>
@@ -15856,7 +15891,6 @@
                 <w:lang w:eastAsia="ru-RU"/>
                 <w14:ligatures w14:val="none"/>
               </w:rPr>
-              <w:lastRenderedPageBreak/>
               <w:t>30F</w:t>
             </w:r>
           </w:p>
@@ -31293,7 +31327,7 @@
     </w:p>
     <w:p>
       <w:pPr>
-        <w:pStyle w:val="1"/>
+        <w:pStyle w:val="Heading1"/>
       </w:pPr>
       <w:bookmarkStart w:id="4" w:name="_Toc223132619"/>
       <w:r>
@@ -31344,6 +31378,10 @@
     </w:sectPr>
   </w:body>
 </w:document>
+</file>
+
+<file path=word/numbering.xml><?xml version="1.0" encoding="utf-8"?>
+<w:numbering xmlns:wpc="http://schemas.microsoft.com/office/word/2010/wordprocessingCanvas" xmlns:cx="http://schemas.microsoft.com/office/drawing/2014/chartex" xmlns:cx1="http://schemas.microsoft.com/office/drawing/2015/9/8/chartex" xmlns:cx2="http://schemas.microsoft.com/office/drawing/2015/10/21/chartex" xmlns:cx3="http://schemas.microsoft.com/office/drawing/2016/5/9/chartex" xmlns:cx4="http://schemas.microsoft.com/office/drawing/2016/5/10/chartex" xmlns:cx5="http://schemas.microsoft.com/office/drawing/2016/5/11/chartex" xmlns:cx6="http://schemas.microsoft.com/office/drawing/2016/5/12/chartex" xmlns:cx7="http://schemas.microsoft.com/office/drawing/2016/5/13/chartex" xmlns:cx8="http://schemas.microsoft.com/office/drawing/2016/5/14/chartex" xmlns:mc="http://schemas.openxmlformats.org/markup-compatibility/2006" xmlns:aink="http://schemas.microsoft.com/office/drawing/2016/ink" xmlns:am3d="http://schemas.microsoft.com/office/drawing/2017/model3d" xmlns:o="urn:schemas-microsoft-com:office:office" xmlns:oel="http://schemas.microsoft.com/office/2019/extlst" xmlns:r="http://schemas.openxmlformats.org/officeDocument/2006/relationships" xmlns:m="http://schemas.openxmlformats.org/officeDocument/2006/math" xmlns:v="urn:schemas-microsoft-com:vml" xmlns:wp14="http://schemas.microsoft.com/office/word/2010/wordprocessingDrawing" xmlns:wp="http://schemas.openxmlformats.org/drawingml/2006/wordprocessingDrawing" xmlns:w10="urn:schemas-microsoft-com:office:word" xmlns:w="http://schemas.openxmlformats.org/wordprocessingml/2006/main" xmlns:w14="http://schemas.microsoft.com/office/word/2010/wordml" xmlns:w15="http://schemas.microsoft.com/office/word/2012/wordml" xmlns:w16cex="http://schemas.microsoft.com/office/word/2018/wordml/cex" xmlns:w16cid="http://schemas.microsoft.com/office/word/2016/wordml/cid" xmlns:w16="http://schemas.microsoft.com/office/word/2018/wordml" xmlns:w16du="http://schemas.microsoft.com/office/word/2023/wordml/word16du" xmlns:w16sdtdh="http://schemas.microsoft.com/office/word/2020/wordml/sdtdatahash" xmlns:w16sdtfl="http://schemas.microsoft.com/office/word/2024/wordml/sdtformatlock" xmlns:w16se="http://schemas.microsoft.com/office/word/2015/wordml/symex" xmlns:wpg="http://schemas.microsoft.com/office/word/2010/wordprocessingGroup" xmlns:wpi="http://schemas.microsoft.com/office/word/2010/wordprocessingInk" xmlns:wne="http://schemas.microsoft.com/office/word/2006/wordml" xmlns:wps="http://schemas.microsoft.com/office/word/2010/wordprocessingShape" mc:Ignorable="w14 w15 w16se w16cid w16 w16cex w16sdtdh w16sdtfl w16du wp14"/>
 </file>
 
 <file path=word/styles.xml><?xml version="1.0" encoding="utf-8"?>
@@ -31743,15 +31781,15 @@
     <w:lsdException w:name="Unresolved Mention" w:semiHidden="1" w:unhideWhenUsed="1"/>
     <w:lsdException w:name="Smart Link" w:semiHidden="1" w:unhideWhenUsed="1"/>
   </w:latentStyles>
-  <w:style w:type="paragraph" w:default="1" w:styleId="a">
+  <w:style w:type="paragraph" w:default="1" w:styleId="Normal">
     <w:name w:val="Normal"/>
     <w:qFormat/>
   </w:style>
-  <w:style w:type="paragraph" w:styleId="1">
+  <w:style w:type="paragraph" w:styleId="Heading1">
     <w:name w:val="heading 1"/>
-    <w:basedOn w:val="a"/>
-    <w:next w:val="a"/>
-    <w:link w:val="10"/>
+    <w:basedOn w:val="Normal"/>
+    <w:next w:val="Normal"/>
+    <w:link w:val="Heading1Char"/>
     <w:uiPriority w:val="9"/>
     <w:qFormat/>
     <w:rsid w:val="00253DE9"/>
@@ -31768,11 +31806,11 @@
       <w:szCs w:val="40"/>
     </w:rPr>
   </w:style>
-  <w:style w:type="paragraph" w:styleId="2">
+  <w:style w:type="paragraph" w:styleId="Heading2">
     <w:name w:val="heading 2"/>
-    <w:basedOn w:val="a"/>
-    <w:next w:val="a"/>
-    <w:link w:val="20"/>
+    <w:basedOn w:val="Normal"/>
+    <w:next w:val="Normal"/>
+    <w:link w:val="Heading2Char"/>
     <w:uiPriority w:val="9"/>
     <w:semiHidden/>
     <w:unhideWhenUsed/>
@@ -31791,11 +31829,11 @@
       <w:szCs w:val="32"/>
     </w:rPr>
   </w:style>
-  <w:style w:type="paragraph" w:styleId="3">
+  <w:style w:type="paragraph" w:styleId="Heading3">
     <w:name w:val="heading 3"/>
-    <w:basedOn w:val="a"/>
-    <w:next w:val="a"/>
-    <w:link w:val="30"/>
+    <w:basedOn w:val="Normal"/>
+    <w:next w:val="Normal"/>
+    <w:link w:val="Heading3Char"/>
     <w:uiPriority w:val="9"/>
     <w:semiHidden/>
     <w:unhideWhenUsed/>
@@ -31814,11 +31852,11 @@
       <w:szCs w:val="28"/>
     </w:rPr>
   </w:style>
-  <w:style w:type="paragraph" w:styleId="4">
+  <w:style w:type="paragraph" w:styleId="Heading4">
     <w:name w:val="heading 4"/>
-    <w:basedOn w:val="a"/>
-    <w:next w:val="a"/>
-    <w:link w:val="40"/>
+    <w:basedOn w:val="Normal"/>
+    <w:next w:val="Normal"/>
+    <w:link w:val="Heading4Char"/>
     <w:uiPriority w:val="9"/>
     <w:semiHidden/>
     <w:unhideWhenUsed/>
@@ -31837,11 +31875,11 @@
       <w:color w:val="0F4761" w:themeColor="accent1" w:themeShade="BF"/>
     </w:rPr>
   </w:style>
-  <w:style w:type="paragraph" w:styleId="5">
+  <w:style w:type="paragraph" w:styleId="Heading5">
     <w:name w:val="heading 5"/>
-    <w:basedOn w:val="a"/>
-    <w:next w:val="a"/>
-    <w:link w:val="50"/>
+    <w:basedOn w:val="Normal"/>
+    <w:next w:val="Normal"/>
+    <w:link w:val="Heading5Char"/>
     <w:uiPriority w:val="9"/>
     <w:semiHidden/>
     <w:unhideWhenUsed/>
@@ -31858,11 +31896,11 @@
       <w:color w:val="0F4761" w:themeColor="accent1" w:themeShade="BF"/>
     </w:rPr>
   </w:style>
-  <w:style w:type="paragraph" w:styleId="6">
+  <w:style w:type="paragraph" w:styleId="Heading6">
     <w:name w:val="heading 6"/>
-    <w:basedOn w:val="a"/>
-    <w:next w:val="a"/>
-    <w:link w:val="60"/>
+    <w:basedOn w:val="Normal"/>
+    <w:next w:val="Normal"/>
+    <w:link w:val="Heading6Char"/>
     <w:uiPriority w:val="9"/>
     <w:semiHidden/>
     <w:unhideWhenUsed/>
@@ -31881,11 +31919,11 @@
       <w:color w:val="595959" w:themeColor="text1" w:themeTint="A6"/>
     </w:rPr>
   </w:style>
-  <w:style w:type="paragraph" w:styleId="7">
+  <w:style w:type="paragraph" w:styleId="Heading7">
     <w:name w:val="heading 7"/>
-    <w:basedOn w:val="a"/>
-    <w:next w:val="a"/>
-    <w:link w:val="70"/>
+    <w:basedOn w:val="Normal"/>
+    <w:next w:val="Normal"/>
+    <w:link w:val="Heading7Char"/>
     <w:uiPriority w:val="9"/>
     <w:semiHidden/>
     <w:unhideWhenUsed/>
@@ -31902,11 +31940,11 @@
       <w:color w:val="595959" w:themeColor="text1" w:themeTint="A6"/>
     </w:rPr>
   </w:style>
-  <w:style w:type="paragraph" w:styleId="8">
+  <w:style w:type="paragraph" w:styleId="Heading8">
     <w:name w:val="heading 8"/>
-    <w:basedOn w:val="a"/>
-    <w:next w:val="a"/>
-    <w:link w:val="80"/>
+    <w:basedOn w:val="Normal"/>
+    <w:next w:val="Normal"/>
+    <w:link w:val="Heading8Char"/>
     <w:uiPriority w:val="9"/>
     <w:semiHidden/>
     <w:unhideWhenUsed/>
@@ -31925,11 +31963,11 @@
       <w:color w:val="272727" w:themeColor="text1" w:themeTint="D8"/>
     </w:rPr>
   </w:style>
-  <w:style w:type="paragraph" w:styleId="9">
+  <w:style w:type="paragraph" w:styleId="Heading9">
     <w:name w:val="heading 9"/>
-    <w:basedOn w:val="a"/>
-    <w:next w:val="a"/>
-    <w:link w:val="90"/>
+    <w:basedOn w:val="Normal"/>
+    <w:next w:val="Normal"/>
+    <w:link w:val="Heading9Char"/>
     <w:uiPriority w:val="9"/>
     <w:semiHidden/>
     <w:unhideWhenUsed/>
@@ -31946,13 +31984,12 @@
       <w:color w:val="272727" w:themeColor="text1" w:themeTint="D8"/>
     </w:rPr>
   </w:style>
-  <w:style w:type="character" w:default="1" w:styleId="a0">
+  <w:style w:type="character" w:default="1" w:styleId="DefaultParagraphFont">
     <w:name w:val="Default Paragraph Font"/>
     <w:uiPriority w:val="1"/>
-    <w:semiHidden/>
     <w:unhideWhenUsed/>
   </w:style>
-  <w:style w:type="table" w:default="1" w:styleId="a1">
+  <w:style w:type="table" w:default="1" w:styleId="TableNormal">
     <w:name w:val="Normal Table"/>
     <w:uiPriority w:val="99"/>
     <w:semiHidden/>
@@ -31967,16 +32004,16 @@
       </w:tblCellMar>
     </w:tblPr>
   </w:style>
-  <w:style w:type="numbering" w:default="1" w:styleId="a2">
+  <w:style w:type="numbering" w:default="1" w:styleId="NoList">
     <w:name w:val="No List"/>
     <w:uiPriority w:val="99"/>
     <w:semiHidden/>
     <w:unhideWhenUsed/>
   </w:style>
-  <w:style w:type="character" w:customStyle="1" w:styleId="10">
-    <w:name w:val="Заголовок 1 Знак"/>
-    <w:basedOn w:val="a0"/>
-    <w:link w:val="1"/>
+  <w:style w:type="character" w:customStyle="1" w:styleId="Heading1Char">
+    <w:name w:val="Heading 1 Char"/>
+    <w:basedOn w:val="DefaultParagraphFont"/>
+    <w:link w:val="Heading1"/>
     <w:uiPriority w:val="9"/>
     <w:rsid w:val="00253DE9"/>
     <w:rPr>
@@ -31986,10 +32023,10 @@
       <w:szCs w:val="40"/>
     </w:rPr>
   </w:style>
-  <w:style w:type="character" w:customStyle="1" w:styleId="20">
-    <w:name w:val="Заголовок 2 Знак"/>
-    <w:basedOn w:val="a0"/>
-    <w:link w:val="2"/>
+  <w:style w:type="character" w:customStyle="1" w:styleId="Heading2Char">
+    <w:name w:val="Heading 2 Char"/>
+    <w:basedOn w:val="DefaultParagraphFont"/>
+    <w:link w:val="Heading2"/>
     <w:uiPriority w:val="9"/>
     <w:semiHidden/>
     <w:rsid w:val="00253DE9"/>
@@ -32000,10 +32037,10 @@
       <w:szCs w:val="32"/>
     </w:rPr>
   </w:style>
-  <w:style w:type="character" w:customStyle="1" w:styleId="30">
-    <w:name w:val="Заголовок 3 Знак"/>
-    <w:basedOn w:val="a0"/>
-    <w:link w:val="3"/>
+  <w:style w:type="character" w:customStyle="1" w:styleId="Heading3Char">
+    <w:name w:val="Heading 3 Char"/>
+    <w:basedOn w:val="DefaultParagraphFont"/>
+    <w:link w:val="Heading3"/>
     <w:uiPriority w:val="9"/>
     <w:semiHidden/>
     <w:rsid w:val="00253DE9"/>
@@ -32014,10 +32051,10 @@
       <w:szCs w:val="28"/>
     </w:rPr>
   </w:style>
-  <w:style w:type="character" w:customStyle="1" w:styleId="40">
-    <w:name w:val="Заголовок 4 Знак"/>
-    <w:basedOn w:val="a0"/>
-    <w:link w:val="4"/>
+  <w:style w:type="character" w:customStyle="1" w:styleId="Heading4Char">
+    <w:name w:val="Heading 4 Char"/>
+    <w:basedOn w:val="DefaultParagraphFont"/>
+    <w:link w:val="Heading4"/>
     <w:uiPriority w:val="9"/>
     <w:semiHidden/>
     <w:rsid w:val="00253DE9"/>
@@ -32028,10 +32065,10 @@
       <w:color w:val="0F4761" w:themeColor="accent1" w:themeShade="BF"/>
     </w:rPr>
   </w:style>
-  <w:style w:type="character" w:customStyle="1" w:styleId="50">
-    <w:name w:val="Заголовок 5 Знак"/>
-    <w:basedOn w:val="a0"/>
-    <w:link w:val="5"/>
+  <w:style w:type="character" w:customStyle="1" w:styleId="Heading5Char">
+    <w:name w:val="Heading 5 Char"/>
+    <w:basedOn w:val="DefaultParagraphFont"/>
+    <w:link w:val="Heading5"/>
     <w:uiPriority w:val="9"/>
     <w:semiHidden/>
     <w:rsid w:val="00253DE9"/>
@@ -32040,10 +32077,10 @@
       <w:color w:val="0F4761" w:themeColor="accent1" w:themeShade="BF"/>
     </w:rPr>
   </w:style>
-  <w:style w:type="character" w:customStyle="1" w:styleId="60">
-    <w:name w:val="Заголовок 6 Знак"/>
-    <w:basedOn w:val="a0"/>
-    <w:link w:val="6"/>
+  <w:style w:type="character" w:customStyle="1" w:styleId="Heading6Char">
+    <w:name w:val="Heading 6 Char"/>
+    <w:basedOn w:val="DefaultParagraphFont"/>
+    <w:link w:val="Heading6"/>
     <w:uiPriority w:val="9"/>
     <w:semiHidden/>
     <w:rsid w:val="00253DE9"/>
@@ -32054,10 +32091,10 @@
       <w:color w:val="595959" w:themeColor="text1" w:themeTint="A6"/>
     </w:rPr>
   </w:style>
-  <w:style w:type="character" w:customStyle="1" w:styleId="70">
-    <w:name w:val="Заголовок 7 Знак"/>
-    <w:basedOn w:val="a0"/>
-    <w:link w:val="7"/>
+  <w:style w:type="character" w:customStyle="1" w:styleId="Heading7Char">
+    <w:name w:val="Heading 7 Char"/>
+    <w:basedOn w:val="DefaultParagraphFont"/>
+    <w:link w:val="Heading7"/>
     <w:uiPriority w:val="9"/>
     <w:semiHidden/>
     <w:rsid w:val="00253DE9"/>
@@ -32066,10 +32103,10 @@
       <w:color w:val="595959" w:themeColor="text1" w:themeTint="A6"/>
     </w:rPr>
   </w:style>
-  <w:style w:type="character" w:customStyle="1" w:styleId="80">
-    <w:name w:val="Заголовок 8 Знак"/>
-    <w:basedOn w:val="a0"/>
-    <w:link w:val="8"/>
+  <w:style w:type="character" w:customStyle="1" w:styleId="Heading8Char">
+    <w:name w:val="Heading 8 Char"/>
+    <w:basedOn w:val="DefaultParagraphFont"/>
+    <w:link w:val="Heading8"/>
     <w:uiPriority w:val="9"/>
     <w:semiHidden/>
     <w:rsid w:val="00253DE9"/>
@@ -32080,10 +32117,10 @@
       <w:color w:val="272727" w:themeColor="text1" w:themeTint="D8"/>
     </w:rPr>
   </w:style>
-  <w:style w:type="character" w:customStyle="1" w:styleId="90">
-    <w:name w:val="Заголовок 9 Знак"/>
-    <w:basedOn w:val="a0"/>
-    <w:link w:val="9"/>
+  <w:style w:type="character" w:customStyle="1" w:styleId="Heading9Char">
+    <w:name w:val="Heading 9 Char"/>
+    <w:basedOn w:val="DefaultParagraphFont"/>
+    <w:link w:val="Heading9"/>
     <w:uiPriority w:val="9"/>
     <w:semiHidden/>
     <w:rsid w:val="00253DE9"/>
@@ -32092,11 +32129,11 @@
       <w:color w:val="272727" w:themeColor="text1" w:themeTint="D8"/>
     </w:rPr>
   </w:style>
-  <w:style w:type="paragraph" w:styleId="a3">
+  <w:style w:type="paragraph" w:styleId="Title">
     <w:name w:val="Title"/>
-    <w:basedOn w:val="a"/>
-    <w:next w:val="a"/>
-    <w:link w:val="a4"/>
+    <w:basedOn w:val="Normal"/>
+    <w:next w:val="Normal"/>
+    <w:link w:val="TitleChar"/>
     <w:uiPriority w:val="10"/>
     <w:qFormat/>
     <w:rsid w:val="00253DE9"/>
@@ -32112,10 +32149,10 @@
       <w:szCs w:val="56"/>
     </w:rPr>
   </w:style>
-  <w:style w:type="character" w:customStyle="1" w:styleId="a4">
-    <w:name w:val="Заголовок Знак"/>
-    <w:basedOn w:val="a0"/>
-    <w:link w:val="a3"/>
+  <w:style w:type="character" w:customStyle="1" w:styleId="TitleChar">
+    <w:name w:val="Title Char"/>
+    <w:basedOn w:val="DefaultParagraphFont"/>
+    <w:link w:val="Title"/>
     <w:uiPriority w:val="10"/>
     <w:rsid w:val="00253DE9"/>
     <w:rPr>
@@ -32126,11 +32163,11 @@
       <w:szCs w:val="56"/>
     </w:rPr>
   </w:style>
-  <w:style w:type="paragraph" w:styleId="a5">
+  <w:style w:type="paragraph" w:styleId="Subtitle">
     <w:name w:val="Subtitle"/>
-    <w:basedOn w:val="a"/>
-    <w:next w:val="a"/>
-    <w:link w:val="a6"/>
+    <w:basedOn w:val="Normal"/>
+    <w:next w:val="Normal"/>
+    <w:link w:val="SubtitleChar"/>
     <w:uiPriority w:val="11"/>
     <w:qFormat/>
     <w:rsid w:val="00253DE9"/>
@@ -32147,10 +32184,10 @@
       <w:szCs w:val="28"/>
     </w:rPr>
   </w:style>
-  <w:style w:type="character" w:customStyle="1" w:styleId="a6">
-    <w:name w:val="Подзаголовок Знак"/>
-    <w:basedOn w:val="a0"/>
-    <w:link w:val="a5"/>
+  <w:style w:type="character" w:customStyle="1" w:styleId="SubtitleChar">
+    <w:name w:val="Subtitle Char"/>
+    <w:basedOn w:val="DefaultParagraphFont"/>
+    <w:link w:val="Subtitle"/>
     <w:uiPriority w:val="11"/>
     <w:rsid w:val="00253DE9"/>
     <w:rPr>
@@ -32161,11 +32198,11 @@
       <w:szCs w:val="28"/>
     </w:rPr>
   </w:style>
-  <w:style w:type="paragraph" w:styleId="21">
+  <w:style w:type="paragraph" w:styleId="Quote">
     <w:name w:val="Quote"/>
-    <w:basedOn w:val="a"/>
-    <w:next w:val="a"/>
-    <w:link w:val="22"/>
+    <w:basedOn w:val="Normal"/>
+    <w:next w:val="Normal"/>
+    <w:link w:val="QuoteChar"/>
     <w:uiPriority w:val="29"/>
     <w:qFormat/>
     <w:rsid w:val="00253DE9"/>
@@ -32179,10 +32216,10 @@
       <w:color w:val="404040" w:themeColor="text1" w:themeTint="BF"/>
     </w:rPr>
   </w:style>
-  <w:style w:type="character" w:customStyle="1" w:styleId="22">
-    <w:name w:val="Цитата 2 Знак"/>
-    <w:basedOn w:val="a0"/>
-    <w:link w:val="21"/>
+  <w:style w:type="character" w:customStyle="1" w:styleId="QuoteChar">
+    <w:name w:val="Quote Char"/>
+    <w:basedOn w:val="DefaultParagraphFont"/>
+    <w:link w:val="Quote"/>
     <w:uiPriority w:val="29"/>
     <w:rsid w:val="00253DE9"/>
     <w:rPr>
@@ -32191,9 +32228,9 @@
       <w:color w:val="404040" w:themeColor="text1" w:themeTint="BF"/>
     </w:rPr>
   </w:style>
-  <w:style w:type="paragraph" w:styleId="a7">
+  <w:style w:type="paragraph" w:styleId="ListParagraph">
     <w:name w:val="List Paragraph"/>
-    <w:basedOn w:val="a"/>
+    <w:basedOn w:val="Normal"/>
     <w:uiPriority w:val="34"/>
     <w:qFormat/>
     <w:rsid w:val="00253DE9"/>
@@ -32202,9 +32239,9 @@
       <w:contextualSpacing/>
     </w:pPr>
   </w:style>
-  <w:style w:type="character" w:styleId="a8">
+  <w:style w:type="character" w:styleId="IntenseEmphasis">
     <w:name w:val="Intense Emphasis"/>
-    <w:basedOn w:val="a0"/>
+    <w:basedOn w:val="DefaultParagraphFont"/>
     <w:uiPriority w:val="21"/>
     <w:qFormat/>
     <w:rsid w:val="00253DE9"/>
@@ -32214,11 +32251,11 @@
       <w:color w:val="0F4761" w:themeColor="accent1" w:themeShade="BF"/>
     </w:rPr>
   </w:style>
-  <w:style w:type="paragraph" w:styleId="a9">
+  <w:style w:type="paragraph" w:styleId="IntenseQuote">
     <w:name w:val="Intense Quote"/>
-    <w:basedOn w:val="a"/>
-    <w:next w:val="a"/>
-    <w:link w:val="aa"/>
+    <w:basedOn w:val="Normal"/>
+    <w:next w:val="Normal"/>
+    <w:link w:val="IntenseQuoteChar"/>
     <w:uiPriority w:val="30"/>
     <w:qFormat/>
     <w:rsid w:val="00253DE9"/>
@@ -32237,10 +32274,10 @@
       <w:color w:val="0F4761" w:themeColor="accent1" w:themeShade="BF"/>
     </w:rPr>
   </w:style>
-  <w:style w:type="character" w:customStyle="1" w:styleId="aa">
-    <w:name w:val="Выделенная цитата Знак"/>
-    <w:basedOn w:val="a0"/>
-    <w:link w:val="a9"/>
+  <w:style w:type="character" w:customStyle="1" w:styleId="IntenseQuoteChar">
+    <w:name w:val="Intense Quote Char"/>
+    <w:basedOn w:val="DefaultParagraphFont"/>
+    <w:link w:val="IntenseQuote"/>
     <w:uiPriority w:val="30"/>
     <w:rsid w:val="00253DE9"/>
     <w:rPr>
@@ -32249,9 +32286,9 @@
       <w:color w:val="0F4761" w:themeColor="accent1" w:themeShade="BF"/>
     </w:rPr>
   </w:style>
-  <w:style w:type="character" w:styleId="ab">
+  <w:style w:type="character" w:styleId="IntenseReference">
     <w:name w:val="Intense Reference"/>
-    <w:basedOn w:val="a0"/>
+    <w:basedOn w:val="DefaultParagraphFont"/>
     <w:uiPriority w:val="32"/>
     <w:qFormat/>
     <w:rsid w:val="00253DE9"/>
@@ -32263,9 +32300,9 @@
       <w:spacing w:val="5"/>
     </w:rPr>
   </w:style>
-  <w:style w:type="table" w:styleId="ac">
+  <w:style w:type="table" w:styleId="TableGrid">
     <w:name w:val="Table Grid"/>
-    <w:basedOn w:val="a1"/>
+    <w:basedOn w:val="TableNormal"/>
     <w:uiPriority w:val="39"/>
     <w:rsid w:val="00227C97"/>
     <w:pPr>
@@ -32282,10 +32319,10 @@
       </w:tblBorders>
     </w:tblPr>
   </w:style>
-  <w:style w:type="paragraph" w:styleId="ad">
+  <w:style w:type="paragraph" w:styleId="TOCHeading">
     <w:name w:val="TOC Heading"/>
-    <w:basedOn w:val="1"/>
-    <w:next w:val="a"/>
+    <w:basedOn w:val="Heading1"/>
+    <w:next w:val="Normal"/>
     <w:uiPriority w:val="39"/>
     <w:unhideWhenUsed/>
     <w:qFormat/>
@@ -32302,10 +32339,10 @@
       <w14:ligatures w14:val="none"/>
     </w:rPr>
   </w:style>
-  <w:style w:type="paragraph" w:styleId="11">
+  <w:style w:type="paragraph" w:styleId="TOC1">
     <w:name w:val="toc 1"/>
-    <w:basedOn w:val="a"/>
-    <w:next w:val="a"/>
+    <w:basedOn w:val="Normal"/>
+    <w:next w:val="Normal"/>
     <w:autoRedefine/>
     <w:uiPriority w:val="39"/>
     <w:unhideWhenUsed/>
@@ -32314,9 +32351,9 @@
       <w:spacing w:after="100"/>
     </w:pPr>
   </w:style>
-  <w:style w:type="character" w:styleId="ae">
+  <w:style w:type="character" w:styleId="Hyperlink">
     <w:name w:val="Hyperlink"/>
-    <w:basedOn w:val="a0"/>
+    <w:basedOn w:val="DefaultParagraphFont"/>
     <w:uiPriority w:val="99"/>
     <w:unhideWhenUsed/>
     <w:rsid w:val="00E5332C"/>
